--- a/data/drop/short-risk/美股短线反弹风险监控_2026-10-14.docx
+++ b/data/drop/short-risk/美股短线反弹风险监控_2026-10-14.docx
@@ -745,7 +745,7 @@
     </w:p>
     <w:p>
       <w:r>
-        <w:t>指标摘要：RSI6/RSI12=32.9/41.0；K/D/J=33.9/33.9/33.9；偏离MA20=-7.33%；近5日涨幅=-1.60%；量能=0.98倍。</w:t>
+        <w:t>指标摘要：RSI6/RSI12=32.9/41.0；K/D/J=33.9/33.9/33.9；偏离MA20=-7.33%；近5日涨幅=-1.60%；量能=1.03倍。</w:t>
       </w:r>
     </w:p>
     <w:p>
@@ -863,7 +863,7 @@
     </w:p>
     <w:p>
       <w:r>
-        <w:t>指标摘要：RSI6/RSI12=15.0/25.4；K/D/J=13.5/23.2/-6.1；偏离MA20=-27.04%；近5日涨幅=-30.52%；量能=1.69倍。</w:t>
+        <w:t>指标摘要：RSI6/RSI12=15.0/25.4；K/D/J=13.5/23.2/-6.1；偏离MA20=-27.04%；近5日涨幅=-30.52%；量能=1.71倍。</w:t>
       </w:r>
     </w:p>
     <w:p>
@@ -922,7 +922,7 @@
     </w:p>
     <w:p>
       <w:r>
-        <w:t>指标摘要：RSI6/RSI12=13.5/26.4；K/D/J=14.8/27.4/-10.3；偏离MA20=-22.13%；近5日涨幅=-25.63%；量能=3.06倍。</w:t>
+        <w:t>指标摘要：RSI6/RSI12=13.5/26.4；K/D/J=14.8/27.4/-10.3；偏离MA20=-22.13%；近5日涨幅=-25.63%；量能=3.13倍。</w:t>
       </w:r>
     </w:p>
     <w:p>
@@ -981,7 +981,7 @@
     </w:p>
     <w:p>
       <w:r>
-        <w:t>指标摘要：RSI6/RSI12=12.1/26.4；K/D/J=6.0/14.8/-11.6；偏离MA20=-22.07%；近5日涨幅=-20.87%；量能=0.99倍。</w:t>
+        <w:t>指标摘要：RSI6/RSI12=12.1/26.4；K/D/J=6.0/14.8/-11.6；偏离MA20=-22.07%；近5日涨幅=-20.87%；量能=1.00倍。</w:t>
       </w:r>
     </w:p>
     <w:p>
@@ -1040,7 +1040,7 @@
     </w:p>
     <w:p>
       <w:r>
-        <w:t>指标摘要：RSI6/RSI12=25.8/35.7；K/D/J=20.4/38.9/-16.5；偏离MA20=-18.53%；近5日涨幅=-29.64%；量能=1.48倍。</w:t>
+        <w:t>指标摘要：RSI6/RSI12=25.8/35.7；K/D/J=20.4/38.9/-16.5；偏离MA20=-18.53%；近5日涨幅=-29.64%；量能=1.51倍。</w:t>
       </w:r>
     </w:p>
     <w:p>
@@ -1099,7 +1099,7 @@
     </w:p>
     <w:p>
       <w:r>
-        <w:t>指标摘要：RSI6/RSI12=15.2/27.1；K/D/J=7.1/14.3/-7.3；偏离MA20=-23.12%；近5日涨幅=-23.53%；量能=1.13倍。</w:t>
+        <w:t>指标摘要：RSI6/RSI12=15.2/27.1；K/D/J=7.1/14.3/-7.3；偏离MA20=-23.12%；近5日涨幅=-23.53%；量能=1.14倍。</w:t>
       </w:r>
     </w:p>
     <w:p>
@@ -1158,7 +1158,7 @@
     </w:p>
     <w:p>
       <w:r>
-        <w:t>指标摘要：RSI6/RSI12=13.4/25.0；K/D/J=9.9/15.2/-0.8；偏离MA20=-15.01%；近5日涨幅=-14.60%；量能=1.11倍。</w:t>
+        <w:t>指标摘要：RSI6/RSI12=13.4/25.0；K/D/J=9.9/15.2/-0.8；偏离MA20=-15.01%；近5日涨幅=-14.60%；量能=1.12倍。</w:t>
       </w:r>
     </w:p>
     <w:p>
